--- a/docs/_tools/generated/design-prompts/prompt-superset-dashboards.docx
+++ b/docs/_tools/generated/design-prompts/prompt-superset-dashboards.docx
@@ -2,6 +2,470 @@
 <file path=word/document.xml><?xml version="1.0" encoding="utf-8"?>
 <w:document xmlns:wpc="http://schemas.microsoft.com/office/word/2010/wordprocessingCanvas" xmlns:mo="http://schemas.microsoft.com/office/mac/office/2008/main" xmlns:mc="http://schemas.openxmlformats.org/markup-compatibility/2006" xmlns:mv="urn:schemas-microsoft-com:mac:vml" xmlns:o="urn:schemas-microsoft-com:office:office" xmlns:r="http://schemas.openxmlformats.org/officeDocument/2006/relationships" xmlns:m="http://schemas.openxmlformats.org/officeDocument/2006/math" xmlns:v="urn:schemas-microsoft-com:vml" xmlns:wp14="http://schemas.microsoft.com/office/word/2010/wordprocessingDrawing" xmlns:wp="http://schemas.openxmlformats.org/drawingml/2006/wordprocessingDrawing" xmlns:w10="urn:schemas-microsoft-com:office:word" xmlns:w="http://schemas.openxmlformats.org/wordprocessingml/2006/main" xmlns:w14="http://schemas.microsoft.com/office/word/2010/wordml" xmlns:wpg="http://schemas.microsoft.com/office/word/2010/wordprocessingGroup" xmlns:wpi="http://schemas.microsoft.com/office/word/2010/wordprocessingInk" xmlns:wne="http://schemas.microsoft.com/office/word/2006/wordml" xmlns:wps="http://schemas.microsoft.com/office/word/2010/wordprocessingShape" mc:Ignorable="w14 wp14">
   <w:body>
+    <w:p>
+      <w:pPr>
+        <w:pStyle w:val="Heading1"/>
+        <w:spacing w:after="240" w:before="0"/>
+      </w:pPr>
+      <w:r>
+        <w:t>Table of Contents</w:t>
+      </w:r>
+    </w:p>
+    <w:p>
+      <w:pPr>
+        <w:spacing w:after="40" w:before="40"/>
+        <w:ind w:left="0"/>
+      </w:pPr>
+      <w:hyperlink w:anchor="Design_Prompt__Superset_Dashboards">
+        <w:r>
+          <w:rPr>
+            <w:color w:val="0000FF"/>
+            <w:u w:val="single"/>
+          </w:rPr>
+          <w:t>Design Prompt: Superset Dashboards</w:t>
+        </w:r>
+      </w:hyperlink>
+    </w:p>
+    <w:p>
+      <w:pPr>
+        <w:spacing w:after="40" w:before="40"/>
+        <w:ind w:left="360"/>
+      </w:pPr>
+      <w:hyperlink w:anchor="Context_for_Implementation">
+        <w:r>
+          <w:rPr>
+            <w:color w:val="0000FF"/>
+            <w:u w:val="single"/>
+          </w:rPr>
+          <w:t>Context for Implementation</w:t>
+        </w:r>
+      </w:hyperlink>
+    </w:p>
+    <w:p>
+      <w:pPr>
+        <w:spacing w:after="40" w:before="40"/>
+        <w:ind w:left="360"/>
+      </w:pPr>
+      <w:hyperlink w:anchor="Stakeholder_Requirements__Jan_2026_">
+        <w:r>
+          <w:rPr>
+            <w:color w:val="0000FF"/>
+            <w:u w:val="single"/>
+          </w:rPr>
+          <w:t>Stakeholder Requirements (Jan 2026)</w:t>
+        </w:r>
+      </w:hyperlink>
+    </w:p>
+    <w:p>
+      <w:pPr>
+        <w:spacing w:after="40" w:before="40"/>
+        <w:ind w:left="720"/>
+      </w:pPr>
+      <w:hyperlink w:anchor="From_Nick_Luciano__Reactor_Engineer_">
+        <w:r>
+          <w:rPr>
+            <w:color w:val="0000FF"/>
+            <w:u w:val="single"/>
+          </w:rPr>
+          <w:t>From Nick Luciano (Reactor Engineer)</w:t>
+        </w:r>
+      </w:hyperlink>
+    </w:p>
+    <w:p>
+      <w:pPr>
+        <w:spacing w:after="40" w:before="40"/>
+        <w:ind w:left="720"/>
+      </w:pPr>
+      <w:hyperlink w:anchor="From_Jim__Senior_Reactor_Operator_">
+        <w:r>
+          <w:rPr>
+            <w:color w:val="0000FF"/>
+            <w:u w:val="single"/>
+          </w:rPr>
+          <w:t>From Jim (Senior Reactor Operator)</w:t>
+        </w:r>
+      </w:hyperlink>
+    </w:p>
+    <w:p>
+      <w:pPr>
+        <w:spacing w:after="40" w:before="40"/>
+        <w:ind w:left="360"/>
+      </w:pPr>
+      <w:hyperlink w:anchor="Objective">
+        <w:r>
+          <w:rPr>
+            <w:color w:val="0000FF"/>
+            <w:u w:val="single"/>
+          </w:rPr>
+          <w:t>Objective</w:t>
+        </w:r>
+      </w:hyperlink>
+    </w:p>
+    <w:p>
+      <w:pPr>
+        <w:spacing w:after="40" w:before="40"/>
+        <w:ind w:left="360"/>
+      </w:pPr>
+      <w:hyperlink w:anchor="Superset_Configuration">
+        <w:r>
+          <w:rPr>
+            <w:color w:val="0000FF"/>
+            <w:u w:val="single"/>
+          </w:rPr>
+          <w:t>Superset Configuration</w:t>
+        </w:r>
+      </w:hyperlink>
+    </w:p>
+    <w:p>
+      <w:pPr>
+        <w:spacing w:after="40" w:before="40"/>
+        <w:ind w:left="720"/>
+      </w:pPr>
+      <w:hyperlink w:anchor="Database_Connection">
+        <w:r>
+          <w:rPr>
+            <w:color w:val="0000FF"/>
+            <w:u w:val="single"/>
+          </w:rPr>
+          <w:t>Database Connection</w:t>
+        </w:r>
+      </w:hyperlink>
+    </w:p>
+    <w:p>
+      <w:pPr>
+        <w:spacing w:after="40" w:before="40"/>
+        <w:ind w:left="720"/>
+      </w:pPr>
+      <w:hyperlink w:anchor="Semantic_Layer__Datasets_">
+        <w:r>
+          <w:rPr>
+            <w:color w:val="0000FF"/>
+            <w:u w:val="single"/>
+          </w:rPr>
+          <w:t>Semantic Layer (Datasets)</w:t>
+        </w:r>
+      </w:hyperlink>
+    </w:p>
+    <w:p>
+      <w:pPr>
+        <w:spacing w:after="40" w:before="40"/>
+        <w:ind w:left="720"/>
+      </w:pPr>
+      <w:hyperlink w:anchor="Calculated_Columns">
+        <w:r>
+          <w:rPr>
+            <w:color w:val="0000FF"/>
+            <w:u w:val="single"/>
+          </w:rPr>
+          <w:t>Calculated Columns</w:t>
+        </w:r>
+      </w:hyperlink>
+    </w:p>
+    <w:p>
+      <w:pPr>
+        <w:spacing w:after="40" w:before="40"/>
+        <w:ind w:left="360"/>
+      </w:pPr>
+      <w:hyperlink w:anchor="Dashboard_1__Reactor_Operations">
+        <w:r>
+          <w:rPr>
+            <w:color w:val="0000FF"/>
+            <w:u w:val="single"/>
+          </w:rPr>
+          <w:t>Dashboard 1: Reactor Operations</w:t>
+        </w:r>
+      </w:hyperlink>
+    </w:p>
+    <w:p>
+      <w:pPr>
+        <w:spacing w:after="40" w:before="40"/>
+        <w:ind w:left="720"/>
+      </w:pPr>
+      <w:hyperlink w:anchor="Purpose">
+        <w:r>
+          <w:rPr>
+            <w:color w:val="0000FF"/>
+            <w:u w:val="single"/>
+          </w:rPr>
+          <w:t>Purpose</w:t>
+        </w:r>
+      </w:hyperlink>
+    </w:p>
+    <w:p>
+      <w:pPr>
+        <w:spacing w:after="40" w:before="40"/>
+        <w:ind w:left="720"/>
+      </w:pPr>
+      <w:hyperlink w:anchor="Layout">
+        <w:r>
+          <w:rPr>
+            <w:color w:val="0000FF"/>
+            <w:u w:val="single"/>
+          </w:rPr>
+          <w:t>Layout</w:t>
+        </w:r>
+      </w:hyperlink>
+    </w:p>
+    <w:p>
+      <w:pPr>
+        <w:spacing w:after="40" w:before="40"/>
+        <w:ind w:left="720"/>
+      </w:pPr>
+      <w:hyperlink w:anchor="Chart_Specifications">
+        <w:r>
+          <w:rPr>
+            <w:color w:val="0000FF"/>
+            <w:u w:val="single"/>
+          </w:rPr>
+          <w:t>Chart Specifications</w:t>
+        </w:r>
+      </w:hyperlink>
+    </w:p>
+    <w:p>
+      <w:pPr>
+        <w:spacing w:after="40" w:before="40"/>
+        <w:ind w:left="360"/>
+      </w:pPr>
+      <w:hyperlink w:anchor="Dashboard_2__Data_Quality">
+        <w:r>
+          <w:rPr>
+            <w:color w:val="0000FF"/>
+            <w:u w:val="single"/>
+          </w:rPr>
+          <w:t>Dashboard 2: Data Quality</w:t>
+        </w:r>
+      </w:hyperlink>
+    </w:p>
+    <w:p>
+      <w:pPr>
+        <w:spacing w:after="40" w:before="40"/>
+        <w:ind w:left="720"/>
+      </w:pPr>
+      <w:hyperlink w:anchor="Purpose">
+        <w:r>
+          <w:rPr>
+            <w:color w:val="0000FF"/>
+            <w:u w:val="single"/>
+          </w:rPr>
+          <w:t>Purpose</w:t>
+        </w:r>
+      </w:hyperlink>
+    </w:p>
+    <w:p>
+      <w:pPr>
+        <w:spacing w:after="40" w:before="40"/>
+        <w:ind w:left="720"/>
+      </w:pPr>
+      <w:hyperlink w:anchor="Layout">
+        <w:r>
+          <w:rPr>
+            <w:color w:val="0000FF"/>
+            <w:u w:val="single"/>
+          </w:rPr>
+          <w:t>Layout</w:t>
+        </w:r>
+      </w:hyperlink>
+    </w:p>
+    <w:p>
+      <w:pPr>
+        <w:spacing w:after="40" w:before="40"/>
+        <w:ind w:left="720"/>
+      </w:pPr>
+      <w:hyperlink w:anchor="Key_Queries">
+        <w:r>
+          <w:rPr>
+            <w:color w:val="0000FF"/>
+            <w:u w:val="single"/>
+          </w:rPr>
+          <w:t>Key Queries</w:t>
+        </w:r>
+      </w:hyperlink>
+    </w:p>
+    <w:p>
+      <w:pPr>
+        <w:spacing w:after="40" w:before="40"/>
+        <w:ind w:left="360"/>
+      </w:pPr>
+      <w:hyperlink w:anchor="Dashboard_3__Digital_Twin_Performance">
+        <w:r>
+          <w:rPr>
+            <w:color w:val="0000FF"/>
+            <w:u w:val="single"/>
+          </w:rPr>
+          <w:t>Dashboard 3: Digital Twin Performance</w:t>
+        </w:r>
+      </w:hyperlink>
+    </w:p>
+    <w:p>
+      <w:pPr>
+        <w:spacing w:after="40" w:before="40"/>
+        <w:ind w:left="720"/>
+      </w:pPr>
+      <w:hyperlink w:anchor="Purpose">
+        <w:r>
+          <w:rPr>
+            <w:color w:val="0000FF"/>
+            <w:u w:val="single"/>
+          </w:rPr>
+          <w:t>Purpose</w:t>
+        </w:r>
+      </w:hyperlink>
+    </w:p>
+    <w:p>
+      <w:pPr>
+        <w:spacing w:after="40" w:before="40"/>
+        <w:ind w:left="720"/>
+      </w:pPr>
+      <w:hyperlink w:anchor="Layout">
+        <w:r>
+          <w:rPr>
+            <w:color w:val="0000FF"/>
+            <w:u w:val="single"/>
+          </w:rPr>
+          <w:t>Layout</w:t>
+        </w:r>
+      </w:hyperlink>
+    </w:p>
+    <w:p>
+      <w:pPr>
+        <w:spacing w:after="40" w:before="40"/>
+        <w:ind w:left="720"/>
+      </w:pPr>
+      <w:hyperlink w:anchor="Key_Queries">
+        <w:r>
+          <w:rPr>
+            <w:color w:val="0000FF"/>
+            <w:u w:val="single"/>
+          </w:rPr>
+          <w:t>Key Queries</w:t>
+        </w:r>
+      </w:hyperlink>
+    </w:p>
+    <w:p>
+      <w:pPr>
+        <w:spacing w:after="40" w:before="40"/>
+        <w:ind w:left="360"/>
+      </w:pPr>
+      <w:hyperlink w:anchor="Filters_and_Interactivity">
+        <w:r>
+          <w:rPr>
+            <w:color w:val="0000FF"/>
+            <w:u w:val="single"/>
+          </w:rPr>
+          <w:t>Filters and Interactivity</w:t>
+        </w:r>
+      </w:hyperlink>
+    </w:p>
+    <w:p>
+      <w:pPr>
+        <w:spacing w:after="40" w:before="40"/>
+        <w:ind w:left="720"/>
+      </w:pPr>
+      <w:hyperlink w:anchor="Native_Filters">
+        <w:r>
+          <w:rPr>
+            <w:color w:val="0000FF"/>
+            <w:u w:val="single"/>
+          </w:rPr>
+          <w:t>Native Filters</w:t>
+        </w:r>
+      </w:hyperlink>
+    </w:p>
+    <w:p>
+      <w:pPr>
+        <w:spacing w:after="40" w:before="40"/>
+        <w:ind w:left="720"/>
+      </w:pPr>
+      <w:hyperlink w:anchor="Cross-Filtering">
+        <w:r>
+          <w:rPr>
+            <w:color w:val="0000FF"/>
+            <w:u w:val="single"/>
+          </w:rPr>
+          <w:t>Cross-Filtering</w:t>
+        </w:r>
+      </w:hyperlink>
+    </w:p>
+    <w:p>
+      <w:pPr>
+        <w:spacing w:after="40" w:before="40"/>
+        <w:ind w:left="360"/>
+      </w:pPr>
+      <w:hyperlink w:anchor="Deployment">
+        <w:r>
+          <w:rPr>
+            <w:color w:val="0000FF"/>
+            <w:u w:val="single"/>
+          </w:rPr>
+          <w:t>Deployment</w:t>
+        </w:r>
+      </w:hyperlink>
+    </w:p>
+    <w:p>
+      <w:pPr>
+        <w:spacing w:after="40" w:before="40"/>
+        <w:ind w:left="720"/>
+      </w:pPr>
+      <w:hyperlink w:anchor="Docker_Compose">
+        <w:r>
+          <w:rPr>
+            <w:color w:val="0000FF"/>
+            <w:u w:val="single"/>
+          </w:rPr>
+          <w:t>Docker Compose</w:t>
+        </w:r>
+      </w:hyperlink>
+    </w:p>
+    <w:p>
+      <w:pPr>
+        <w:spacing w:after="40" w:before="40"/>
+        <w:ind w:left="720"/>
+      </w:pPr>
+      <w:hyperlink w:anchor="Helm_Chart__K8s_">
+        <w:r>
+          <w:rPr>
+            <w:color w:val="0000FF"/>
+            <w:u w:val="single"/>
+          </w:rPr>
+          <w:t>Helm Chart (K8s)</w:t>
+        </w:r>
+      </w:hyperlink>
+    </w:p>
+    <w:p>
+      <w:pPr>
+        <w:spacing w:after="40" w:before="40"/>
+        <w:ind w:left="360"/>
+      </w:pPr>
+      <w:hyperlink w:anchor="Success_Criteria">
+        <w:r>
+          <w:rPr>
+            <w:color w:val="0000FF"/>
+            <w:u w:val="single"/>
+          </w:rPr>
+          <w:t>Success Criteria</w:t>
+        </w:r>
+      </w:hyperlink>
+    </w:p>
+    <w:p>
+      <w:pPr>
+        <w:spacing w:after="40" w:before="40"/>
+        <w:ind w:left="360"/>
+      </w:pPr>
+      <w:hyperlink w:anchor="Follow-Up_Components">
+        <w:r>
+          <w:rPr>
+            <w:color w:val="0000FF"/>
+            <w:u w:val="single"/>
+          </w:rPr>
+          <w:t>Follow-Up Components</w:t>
+        </w:r>
+      </w:hyperlink>
+    </w:p>
+    <w:p>
+      <w:r>
+        <w:br w:type="page"/>
+      </w:r>
+    </w:p>
     <w:p>
       <w:pPr>
         <w:pStyle w:val="Heading1"/>
@@ -896,11 +1360,6 @@
     </w:p>
     <w:p>
       <w:pPr>
-        <w:numPr>
-          <w:ilvl w:val="0"/>
-          <w:numId w:val="1"/>
-          <w:numRestart w:val="1"/>
-        </w:numPr>
         <w:pStyle w:val="ListNumber"/>
         <w:spacing w:after="40" w:before="0"/>
       </w:pPr>
@@ -3275,11 +3734,6 @@
     </w:p>
     <w:p>
       <w:pPr>
-        <w:numPr>
-          <w:ilvl w:val="0"/>
-          <w:numId w:val="1"/>
-          <w:numRestart w:val="1"/>
-        </w:numPr>
         <w:pStyle w:val="ListNumber"/>
         <w:spacing w:after="40" w:before="0"/>
       </w:pPr>
